--- a/assets/resume.docx
+++ b/assets/resume.docx
@@ -773,7 +773,7 @@
     </w:p>
     <w:p>
       <w:pPr>
-        <w:spacing w:after="200" w:before="0" w:line="240" w:lineRule="auto"/>
+        <w:spacing w:after="200" w:before="40" w:line="240" w:lineRule="auto"/>
         <w:rPr/>
       </w:pPr>
       <w:r>

--- a/assets/resume.docx
+++ b/assets/resume.docx
@@ -888,7 +888,7 @@
           <w:szCs w:val="22"/>
           <w:rtl w:val="0"/>
         </w:rPr>
-        <w:t xml:space="preserve">HTML, CSS, JavaScript, React Native, AI-assisted prototyping (Claude Code)</w:t>
+        <w:t xml:space="preserve">HTML, CSS, JavaScript, React Native, AI-Assisted Prototyping (Claude Code)</w:t>
       </w:r>
     </w:p>
     <w:p>
@@ -918,7 +918,7 @@
           <w:szCs w:val="22"/>
           <w:rtl w:val="0"/>
         </w:rPr>
-        <w:t xml:space="preserve">WCAG 2.1 AA, CPACC (in progress), keyboard &amp; screen-reader-aware design</w:t>
+        <w:t xml:space="preserve">WCAG 2.1 AA, CPACC (in progress), Keyboard &amp; Screen-Reader-Aware Design</w:t>
       </w:r>
     </w:p>
     <w:p>

--- a/assets/resume.docx
+++ b/assets/resume.docx
@@ -225,7 +225,7 @@
           <w:rFonts w:ascii="Arial" w:cs="Arial" w:eastAsia="Arial" w:hAnsi="Arial"/>
           <w:rtl w:val="0"/>
         </w:rPr>
-        <w:t xml:space="preserve">Mar 2025 - Present</w:t>
+        <w:t xml:space="preserve">Mar 2026 - Present</w:t>
       </w:r>
       <w:r>
         <w:rPr>
